--- a/rapports/2026-06-06/EQ32/EQ32_enq2_v2/DR_malforme_1_42202E_11/77-55-46-10.docx
+++ b/rapports/2026-06-06/EQ32/EQ32_enq2_v2/DR_malforme_1_42202E_11/77-55-46-10.docx
@@ -297,7 +297,7 @@
           <w:color w:val="1F6FEB"/>
           <w:sz w:val="22"/>
         </w:rPr>
-        <w:t>⚠ INCOHÉRENCES À CORRIGER (238)</w:t>
+        <w:t>⚠ INCOHÉRENCES À CORRIGER (235)</w:t>
       </w:r>
     </w:p>
     <w:tbl>
@@ -1534,7 +1534,7 @@
                 <w:color w:val="16A34A"/>
                 <w:sz w:val="16"/>
               </w:rPr>
-              <w:t>—</w:t>
+              <w:t>s02q33, s01q00b</w:t>
             </w:r>
           </w:p>
         </w:tc>
@@ -1565,7 +1565,7 @@
                 <w:i w:val="0"/>
                 <w:sz w:val="17"/>
               </w:rPr>
-              <w:t>Incohérence!!! seulement les écoles privées paient les frais de scolarité (y compris les frais d'inscription).</w:t>
+              <w:t>Incoherent!!! La dernière fois que BINTOU SANE a  fréquenté l'école est 9999.</w:t>
             </w:r>
           </w:p>
         </w:tc>
@@ -1624,7 +1624,7 @@
                 <w:color w:val="16A34A"/>
                 <w:sz w:val="16"/>
               </w:rPr>
-              <w:t>s01q32, s01q36, s01q38, s04q37_modif, s02q33, s02q34, s01q00b</w:t>
+              <w:t>s02q33, s01q00b</w:t>
             </w:r>
           </w:p>
         </w:tc>
@@ -1655,7 +1655,7 @@
                 <w:i w:val="0"/>
                 <w:sz w:val="17"/>
               </w:rPr>
-              <w:t>Peu probable!!! Vu l'âge (19 ans) de ADAMA SANE ou l'année à laquelle ADAMA SANE a fréquenté l'école pour la dernière fois (.) le dernier diplome de ADAMA SANE ne peut être le Certificat d'études primaires (CEP), prière de corriger cette incohérence ou confirmer avec le QG.</w:t>
+              <w:t>Incoherent!!! La dernière fois que FAMARA DIEME a  fréquenté l'école est 9999.</w:t>
             </w:r>
           </w:p>
         </w:tc>
@@ -1714,7 +1714,7 @@
                 <w:color w:val="16A34A"/>
                 <w:sz w:val="16"/>
               </w:rPr>
-              <w:t>s01q32, s01q36, s01q38, s04q37_modif, s02q33, s02q34, s01q00b</w:t>
+              <w:t>s02q33, s01q00b</w:t>
             </w:r>
           </w:p>
         </w:tc>
@@ -1745,7 +1745,7 @@
                 <w:i w:val="0"/>
                 <w:sz w:val="17"/>
               </w:rPr>
-              <w:t>Peu probable!!! Vu l'âge (17 ans) de MARIAMA DIEME ou l'année à laquelle MARIAMA DIEME a fréquenté l'école pour la dernière fois (.) le dernier diplome de MARIAMA DIEME ne peut être le Certificat d'études primaires (CEP), prière de corriger cette incohérence ou confirmer avec le QG.</w:t>
+              <w:t>Incoherent!!! La dernière fois que KADY DIEME a  fréquenté l'école est 9999.</w:t>
             </w:r>
           </w:p>
         </w:tc>
@@ -1835,7 +1835,7 @@
                 <w:i w:val="0"/>
                 <w:sz w:val="17"/>
               </w:rPr>
-              <w:t>Incoherent!!! La dernière fois que BINTOU SANE a  fréquenté l'école est 9999.</w:t>
+              <w:t>Incoherent!!! La dernière fois que LACCIDENT DIEME a  fréquenté l'école est 9999.</w:t>
             </w:r>
           </w:p>
         </w:tc>
@@ -1925,7 +1925,7 @@
                 <w:i w:val="0"/>
                 <w:sz w:val="17"/>
               </w:rPr>
-              <w:t>Incoherent!!! La dernière fois que FAMARA DIEME a  fréquenté l'école est 9999.</w:t>
+              <w:t>Incoherent!!! La dernière fois que LANSANA TAMABA a  fréquenté l'école est 9999.</w:t>
             </w:r>
           </w:p>
         </w:tc>
@@ -2015,7 +2015,7 @@
                 <w:i w:val="0"/>
                 <w:sz w:val="17"/>
               </w:rPr>
-              <w:t>Incoherent!!! La dernière fois que KADY DIEME a  fréquenté l'école est 9999.</w:t>
+              <w:t>Incoherent!!! La dernière fois que MARIETOU SANE a  fréquenté l'école est 9999.</w:t>
             </w:r>
           </w:p>
         </w:tc>
@@ -2105,7 +2105,7 @@
                 <w:i w:val="0"/>
                 <w:sz w:val="17"/>
               </w:rPr>
-              <w:t>Incoherent!!! La dernière fois que LACCIDENT DIEME a  fréquenté l'école est 9999.</w:t>
+              <w:t>Incoherent!!! La dernière fois que SEYNABOU DIEME a  fréquenté l'école est 9999.</w:t>
             </w:r>
           </w:p>
         </w:tc>
@@ -2164,7 +2164,7 @@
                 <w:color w:val="16A34A"/>
                 <w:sz w:val="16"/>
               </w:rPr>
-              <w:t>s02q33, s01q00b</w:t>
+              <w:t>—</w:t>
             </w:r>
           </w:p>
         </w:tc>
@@ -2195,7 +2195,7 @@
                 <w:i w:val="0"/>
                 <w:sz w:val="17"/>
               </w:rPr>
-              <w:t>Incoherent!!! La dernière fois que LANSANA TAMABA a  fréquenté l'école est 9999.</w:t>
+              <w:t>Incohérent!! Le niveau d'instruction déclaré par l'un des enfants () au niveau de la section 1 de GNIMA SANE diffère de celui donné par GNIMA SANE lui-même qui affirme ne pas avoir frequenté l'école formelle.</w:t>
             </w:r>
           </w:p>
         </w:tc>
@@ -2254,7 +2254,7 @@
                 <w:color w:val="16A34A"/>
                 <w:sz w:val="16"/>
               </w:rPr>
-              <w:t>s02q33, s01q00b</w:t>
+              <w:t>—</w:t>
             </w:r>
           </w:p>
         </w:tc>
@@ -2285,7 +2285,7 @@
                 <w:i w:val="0"/>
                 <w:sz w:val="17"/>
               </w:rPr>
-              <w:t>Incoherent!!! La dernière fois que MARIETOU SANE a  fréquenté l'école est 9999.</w:t>
+              <w:t>Incohérent!! Le niveau d'instruction déclaré par l'un des enfants () au niveau de la section 1 de MAMADOU LAMINE SARA DIEME diffère de celui donné par MAMADOU LAMINE SARA DIEME lui-même qui affirme ne pas avoir frequenté l'école formelle.</w:t>
             </w:r>
           </w:p>
         </w:tc>
@@ -2344,7 +2344,7 @@
                 <w:color w:val="16A34A"/>
                 <w:sz w:val="16"/>
               </w:rPr>
-              <w:t>s02q33, s01q00b</w:t>
+              <w:t>s01q32, s01q36, s01q38, s04q37_modif, s02q33, s02q34, s01q00b</w:t>
             </w:r>
           </w:p>
         </w:tc>
@@ -2375,7 +2375,7 @@
                 <w:i w:val="0"/>
                 <w:sz w:val="17"/>
               </w:rPr>
-              <w:t>Incoherent!!! La dernière fois que SEYNABOU DIEME a  fréquenté l'école est 9999.</w:t>
+              <w:t>Peu probable!!! Vu l'âge (17 ans) de MARIAMA DIEME ou l'année à laquelle MARIAMA DIEME a fréquenté l'école pour la dernière fois (.) le dernier diplome de MARIAMA DIEME ne peut être le Certificat d'études primaires (CEP), prière de corriger cette incohérence ou confirmer avec le QG.</w:t>
             </w:r>
           </w:p>
         </w:tc>
@@ -2434,7 +2434,7 @@
                 <w:color w:val="16A34A"/>
                 <w:sz w:val="16"/>
               </w:rPr>
-              <w:t>—</w:t>
+              <w:t>s01q32, s01q36, s01q38, s04q37_modif, s02q33, s02q34, s01q00b</w:t>
             </w:r>
           </w:p>
         </w:tc>
@@ -2465,7 +2465,7 @@
                 <w:i w:val="0"/>
                 <w:sz w:val="17"/>
               </w:rPr>
-              <w:t>Incohérent!! Le niveau d'instruction déclaré par l'un des enfants () au niveau de la section 1 de GNIMA SANE diffère de celui donné par GNIMA SANE lui-même qui affirme ne pas avoir frequenté l'école formelle.</w:t>
+              <w:t>Peu probable!!! Vu l'âge (19 ans) de ADAMA SANE ou l'année à laquelle ADAMA SANE a fréquenté l'école pour la dernière fois (.) le dernier diplome de ADAMA SANE ne peut être le Certificat d'études primaires (CEP), prière de corriger cette incohérence ou confirmer avec le QG.</w:t>
             </w:r>
           </w:p>
         </w:tc>
@@ -2498,7 +2498,7 @@
                 <w:i w:val="0"/>
                 <w:sz w:val="16"/>
               </w:rPr>
-              <w:t>S02</w:t>
+              <w:t>S11</w:t>
               <w:br/>
             </w:r>
             <w:r>
@@ -2508,7 +2508,7 @@
                 <w:color w:val="64748B"/>
                 <w:sz w:val="14"/>
               </w:rPr>
-              <w:t>Éducation</w:t>
+              <w:t>Logement / cadre de vie</w:t>
             </w:r>
           </w:p>
         </w:tc>
@@ -2555,7 +2555,7 @@
                 <w:i w:val="0"/>
                 <w:sz w:val="17"/>
               </w:rPr>
-              <w:t>Incohérent!! Le niveau d'instruction déclaré par l'un des enfants () au niveau de la section 1 de MAMADOU LAMINE SARA DIEME diffère de celui donné par MAMADOU LAMINE SARA DIEME lui-même qui affirme ne pas avoir frequenté l'école formelle.</w:t>
+              <w:t>Incoherence!! Le ménage a depensé .</w:t>
             </w:r>
           </w:p>
         </w:tc>
@@ -2614,7 +2614,7 @@
                 <w:color w:val="16A34A"/>
                 <w:sz w:val="16"/>
               </w:rPr>
-              <w:t>—</w:t>
+              <w:t>s01q29, s01q31, s04q24, s00q04, s11q21, s09fq03, s09fq011</w:t>
             </w:r>
           </w:p>
         </w:tc>
@@ -2645,7 +2645,7 @@
                 <w:i w:val="0"/>
                 <w:sz w:val="17"/>
               </w:rPr>
-              <w:t>Incoherence!! Le ménage a depensé .</w:t>
+              <w:t>FCFA dans Frais de connexion au réseau de distribution d'eau mais dit ne pas être connecté à un réseau d'eau courante, prière de corriger cette incoherenceAttention!!! Les ménages vivants dans un(e) Maison Basse à SEDHIOU Rural ont généralement comme principal matériau de construction le/la Banco amélioré/ semi-dur, mais celui du ménage de MAMADOU LAMINE SARA DIEME (Paille, Banco, motte de terre) diffère de celui-ci.</w:t>
             </w:r>
           </w:p>
         </w:tc>
@@ -2678,7 +2678,7 @@
                 <w:i w:val="0"/>
                 <w:sz w:val="16"/>
               </w:rPr>
-              <w:t>S11</w:t>
+              <w:t>S16</w:t>
               <w:br/>
             </w:r>
             <w:r>
@@ -2688,7 +2688,7 @@
                 <w:color w:val="64748B"/>
                 <w:sz w:val="14"/>
               </w:rPr>
-              <w:t>Logement / cadre de vie</w:t>
+              <w:t>Agriculture</w:t>
             </w:r>
           </w:p>
         </w:tc>
@@ -2704,7 +2704,7 @@
                 <w:color w:val="16A34A"/>
                 <w:sz w:val="16"/>
               </w:rPr>
-              <w:t>s01q29, s01q31, s04q24, s00q04, s11q21, s09fq03, s09fq011</w:t>
+              <w:t>s01q02, s02q01__1, s02q02__1, s02q03__1, s02q15, s03q17, s04q28, s04q35d</w:t>
             </w:r>
           </w:p>
         </w:tc>
@@ -2735,7 +2735,7 @@
                 <w:i w:val="0"/>
                 <w:sz w:val="17"/>
               </w:rPr>
-              <w:t>FCFA dans Frais de connexion au réseau de distribution d'eau mais dit ne pas être connecté à un réseau d'eau courante, prière de corriger cette incoherenceAttention!!! Les ménages vivants dans un(e) Maison Basse à SEDHIOU Rural ont généralement comme principal matériau de construction le/la Banco amélioré/ semi-dur, mais celui du ménage de MAMADOU LAMINE SARA DIEME (Paille, Banco, motte de terre) diffère de celui-ci.</w:t>
+              <w:t>Incoherence! Le nombre de cultures dans la parcelle PARCELLE ARACHIDE est de .a cultures qui semble trop élévé ou non renseigné, prière de corriger.</w:t>
             </w:r>
           </w:p>
         </w:tc>
@@ -2794,7 +2794,7 @@
                 <w:color w:val="16A34A"/>
                 <w:sz w:val="16"/>
               </w:rPr>
-              <w:t>s01q02, s02q01__1, s02q02__1, s02q03__1, s02q15, s03q17, s04q28, s04q35d</w:t>
+              <w:t>s00q28, s01q28, s01q29, s01q30, s02q01__1, s02q02__1, s03q19, s04q32</w:t>
             </w:r>
           </w:p>
         </w:tc>
@@ -2825,7 +2825,7 @@
                 <w:i w:val="0"/>
                 <w:sz w:val="17"/>
               </w:rPr>
-              <w:t>Incoherence! Le nombre de cultures dans la parcelle PARCELLE ARACHIDE est de .a cultures qui semble trop élévé ou non renseigné, prière de corriger.</w:t>
+              <w:t>Incoherence! Le nombre de minutes (.a minutes) pour se rendre dans la parcelle PARCELLE ARACHIDE est trop élevé, prière de corriger.</w:t>
             </w:r>
           </w:p>
         </w:tc>
@@ -2840,10 +2840,10 @@
               <w:rPr>
                 <w:b/>
                 <w:i w:val="0"/>
-                <w:color w:val="DC2626"/>
-                <w:sz w:val="16"/>
-              </w:rPr>
-              <w:t>Haute</w:t>
+                <w:color w:val="EA580C"/>
+                <w:sz w:val="16"/>
+              </w:rPr>
+              <w:t>Moyenne</w:t>
             </w:r>
           </w:p>
         </w:tc>
@@ -2858,7 +2858,7 @@
                 <w:i w:val="0"/>
                 <w:sz w:val="16"/>
               </w:rPr>
-              <w:t>S16</w:t>
+              <w:t>S00</w:t>
               <w:br/>
             </w:r>
             <w:r>
@@ -2868,7 +2868,7 @@
                 <w:color w:val="64748B"/>
                 <w:sz w:val="14"/>
               </w:rPr>
-              <w:t>Agriculture</w:t>
+              <w:t>Identification</w:t>
             </w:r>
           </w:p>
         </w:tc>
@@ -2884,7 +2884,7 @@
                 <w:color w:val="16A34A"/>
                 <w:sz w:val="16"/>
               </w:rPr>
-              <w:t>s00q28, s01q28, s01q29, s01q30, s02q01__1, s02q02__1, s03q19, s04q32</w:t>
+              <w:t>—</w:t>
             </w:r>
           </w:p>
         </w:tc>
@@ -2915,7 +2915,7 @@
                 <w:i w:val="0"/>
                 <w:sz w:val="17"/>
               </w:rPr>
-              <w:t>Incoherence! Le nombre de minutes (.a minutes) pour se rendre dans la parcelle PARCELLE ARACHIDE est trop élevé, prière de corriger.</w:t>
+              <w:t>L'adresse ou la localisation du ménage doit être bien renseignée, ne doit pas contenir des numéros de téléphone et elle semble courte pour être une adresse.</w:t>
             </w:r>
           </w:p>
         </w:tc>
@@ -3005,7 +3005,7 @@
                 <w:i w:val="0"/>
                 <w:sz w:val="17"/>
               </w:rPr>
-              <w:t>L'adresse ou la localisation du ménage doit être bien renseignée, ne doit pas contenir des numéros de téléphone et elle semble courte pour être une adresse.</w:t>
+              <w:t>Prière de renseigner la bonne adresse.</w:t>
             </w:r>
           </w:p>
         </w:tc>
@@ -3038,7 +3038,7 @@
                 <w:i w:val="0"/>
                 <w:sz w:val="16"/>
               </w:rPr>
-              <w:t>S00</w:t>
+              <w:t>S01</w:t>
               <w:br/>
             </w:r>
             <w:r>
@@ -3048,7 +3048,7 @@
                 <w:color w:val="64748B"/>
                 <w:sz w:val="14"/>
               </w:rPr>
-              <w:t>Identification</w:t>
+              <w:t>Démographie</w:t>
             </w:r>
           </w:p>
         </w:tc>
@@ -3095,7 +3095,7 @@
                 <w:i w:val="0"/>
                 <w:sz w:val="17"/>
               </w:rPr>
-              <w:t>Prière de renseigner la bonne adresse.</w:t>
+              <w:t>Prière de verifier l'information donnée par ADAMA DIEME ou corriger au niveau de la section 1.</w:t>
             </w:r>
           </w:p>
         </w:tc>
@@ -3185,7 +3185,7 @@
                 <w:i w:val="0"/>
                 <w:sz w:val="17"/>
               </w:rPr>
-              <w:t>Prière de verifier l'information donnée par ADAMA DIEME ou corriger au niveau de la section 1.</w:t>
+              <w:t>Prière de verifier l'information donnée par INSA DIEME ou corriger au niveau de la section 1.</w:t>
             </w:r>
           </w:p>
         </w:tc>
@@ -3275,7 +3275,7 @@
                 <w:i w:val="0"/>
                 <w:sz w:val="17"/>
               </w:rPr>
-              <w:t>Prière de verifier l'information donnée par INSA DIEME ou corriger au niveau de la section 1.</w:t>
+              <w:t>Prière de verifier l'information donnée par LAMINE BOURI DIEME ou corriger au niveau de la section 1.</w:t>
             </w:r>
           </w:p>
         </w:tc>
@@ -3365,7 +3365,7 @@
                 <w:i w:val="0"/>
                 <w:sz w:val="17"/>
               </w:rPr>
-              <w:t>Prière de verifier l'information donnée par LAMINE BOURI DIEME ou corriger au niveau de la section 1.</w:t>
+              <w:t>Prière de verifier l'information donnée par LAMINE SARA DIEME ou corriger au niveau de la section 1.</w:t>
             </w:r>
           </w:p>
         </w:tc>
@@ -3455,7 +3455,7 @@
                 <w:i w:val="0"/>
                 <w:sz w:val="17"/>
               </w:rPr>
-              <w:t>Prière de verifier l'information donnée par LAMINE SARA DIEME ou corriger au niveau de la section 1.</w:t>
+              <w:t>Dans le cas contraire rassurez vous que c'est bien son fils/fille biologique.</w:t>
             </w:r>
           </w:p>
         </w:tc>
@@ -3545,7 +3545,7 @@
                 <w:i w:val="0"/>
                 <w:sz w:val="17"/>
               </w:rPr>
-              <w:t>Dans le cas contraire rassurez vous que c'est bien son fils/fille biologique.</w:t>
+              <w:t>Prière de verifier l'information donnée par FAMARA 2 DIEME ou corriger au niveau de la section 1.</w:t>
             </w:r>
           </w:p>
         </w:tc>
@@ -3635,7 +3635,7 @@
                 <w:i w:val="0"/>
                 <w:sz w:val="17"/>
               </w:rPr>
-              <w:t>Prière de verifier l'information donnée par FAMARA 2 DIEME ou corriger au niveau de la section 1.</w:t>
+              <w:t>Prière de verifier l'information donnée par SONA DIEME ou corriger au niveau de la section 1.</w:t>
             </w:r>
           </w:p>
         </w:tc>
@@ -3694,7 +3694,7 @@
                 <w:color w:val="16A34A"/>
                 <w:sz w:val="16"/>
               </w:rPr>
-              <w:t>—</w:t>
+              <w:t>s01q41a, s01q00b</w:t>
             </w:r>
           </w:p>
         </w:tc>
@@ -3725,7 +3725,7 @@
                 <w:i w:val="0"/>
                 <w:sz w:val="17"/>
               </w:rPr>
-              <w:t>Prière de verifier l'information donnée par SONA DIEME ou corriger au niveau de la section 1.</w:t>
+              <w:t>Le montant dépensé ou reçu en cadeau pour les recharges internet ou de forfaits de données mobiles(hors appels vocaux), aucours des 30 derniers jours de KADY DIEME semble élevé ou faible, prière de corriger ou de confirmer l'information avec le QG.</w:t>
             </w:r>
           </w:p>
         </w:tc>
@@ -3815,7 +3815,7 @@
                 <w:i w:val="0"/>
                 <w:sz w:val="17"/>
               </w:rPr>
-              <w:t>Le montant dépensé ou reçu en cadeau pour les recharges internet ou de forfaits de données mobiles(hors appels vocaux), aucours des 30 derniers jours de KADY DIEME semble élevé ou faible, prière de corriger ou de confirmer l'information avec le QG.</w:t>
+              <w:t>Attention ! Le montant (15000 Fcfa) dépensé ou reçu en cadeau pour les recharges internet ou de forfaits de données mobiles(hors appels vocaux), aucours des 30 derniers jours de  KADY DIEME est relativement élevé par rapport aux autres montants depansés observés dans cette zone.</w:t>
             </w:r>
           </w:p>
         </w:tc>
@@ -3874,7 +3874,7 @@
                 <w:color w:val="16A34A"/>
                 <w:sz w:val="16"/>
               </w:rPr>
-              <w:t>s01q41a, s01q00b</w:t>
+              <w:t>—</w:t>
             </w:r>
           </w:p>
         </w:tc>
@@ -3905,7 +3905,7 @@
                 <w:i w:val="0"/>
                 <w:sz w:val="17"/>
               </w:rPr>
-              <w:t>Attention ! Le montant (15000 Fcfa) dépensé ou reçu en cadeau pour les recharges internet ou de forfaits de données mobiles(hors appels vocaux), aucours des 30 derniers jours de  KADY DIEME est relativement élevé par rapport aux autres montants depansés observés dans cette zone.</w:t>
+              <w:t>Prière de corriger ou de confirmer avec le QG.</w:t>
             </w:r>
           </w:p>
         </w:tc>
@@ -3964,7 +3964,7 @@
                 <w:color w:val="16A34A"/>
                 <w:sz w:val="16"/>
               </w:rPr>
-              <w:t>—</w:t>
+              <w:t>s00q28, s01q28, s01q29, s01q30, s01q00b</w:t>
             </w:r>
           </w:p>
         </w:tc>
@@ -3995,277 +3995,7 @@
                 <w:i w:val="0"/>
                 <w:sz w:val="17"/>
               </w:rPr>
-              <w:t>Prière de corriger ou de confirmer avec le QG.</w:t>
-            </w:r>
-          </w:p>
-        </w:tc>
-      </w:tr>
-      <w:tr>
-        <w:tc>
-          <w:tcPr>
-            <w:tcW w:type="dxa" w:w="964"/>
-          </w:tcPr>
-          <w:p>
-            <w:r>
-              <w:rPr>
-                <w:b/>
-                <w:i w:val="0"/>
-                <w:color w:val="EA580C"/>
-                <w:sz w:val="16"/>
-              </w:rPr>
-              <w:t>Moyenne</w:t>
-            </w:r>
-          </w:p>
-        </w:tc>
-        <w:tc>
-          <w:tcPr>
-            <w:tcW w:type="dxa" w:w="1247"/>
-          </w:tcPr>
-          <w:p>
-            <w:r>
-              <w:rPr>
-                <w:b/>
-                <w:i w:val="0"/>
-                <w:sz w:val="16"/>
-              </w:rPr>
-              <w:t>S01</w:t>
-              <w:br/>
-            </w:r>
-            <w:r>
-              <w:rPr>
-                <w:b w:val="0"/>
-                <w:i w:val="0"/>
-                <w:color w:val="64748B"/>
-                <w:sz w:val="14"/>
-              </w:rPr>
-              <w:t>Démographie</w:t>
-            </w:r>
-          </w:p>
-        </w:tc>
-        <w:tc>
-          <w:tcPr>
-            <w:tcW w:type="dxa" w:w="1531"/>
-          </w:tcPr>
-          <w:p>
-            <w:r>
-              <w:rPr>
-                <w:b/>
-                <w:i w:val="0"/>
-                <w:color w:val="16A34A"/>
-                <w:sz w:val="16"/>
-              </w:rPr>
-              <w:t>s00q28, s01q28, s01q29, s01q30, s01q00b</w:t>
-            </w:r>
-          </w:p>
-        </w:tc>
-        <w:tc>
-          <w:tcPr>
-            <w:tcW w:type="dxa" w:w="1191"/>
-          </w:tcPr>
-          <w:p>
-            <w:r>
-              <w:rPr>
-                <w:b w:val="0"/>
-                <w:i w:val="0"/>
-                <w:color w:val="64748B"/>
-                <w:sz w:val="16"/>
-              </w:rPr>
-              <w:t>GT-CQ</w:t>
-            </w:r>
-          </w:p>
-        </w:tc>
-        <w:tc>
-          <w:tcPr>
-            <w:tcW w:type="dxa" w:w="4706"/>
-          </w:tcPr>
-          <w:p>
-            <w:r>
-              <w:rPr>
-                <w:b w:val="0"/>
-                <w:i w:val="0"/>
-                <w:sz w:val="17"/>
-              </w:rPr>
               <w:t>Les catégories socioprofessionnelles du père biologique de  MARIETOU SANE  ne sont pas coherentes, prière de corriger.</w:t>
-            </w:r>
-          </w:p>
-        </w:tc>
-      </w:tr>
-      <w:tr>
-        <w:tc>
-          <w:tcPr>
-            <w:tcW w:type="dxa" w:w="964"/>
-          </w:tcPr>
-          <w:p>
-            <w:r>
-              <w:rPr>
-                <w:b/>
-                <w:i w:val="0"/>
-                <w:color w:val="EA580C"/>
-                <w:sz w:val="16"/>
-              </w:rPr>
-              <w:t>Moyenne</w:t>
-            </w:r>
-          </w:p>
-        </w:tc>
-        <w:tc>
-          <w:tcPr>
-            <w:tcW w:type="dxa" w:w="1247"/>
-          </w:tcPr>
-          <w:p>
-            <w:r>
-              <w:rPr>
-                <w:b/>
-                <w:i w:val="0"/>
-                <w:sz w:val="16"/>
-              </w:rPr>
-              <w:t>S02</w:t>
-              <w:br/>
-            </w:r>
-            <w:r>
-              <w:rPr>
-                <w:b w:val="0"/>
-                <w:i w:val="0"/>
-                <w:color w:val="64748B"/>
-                <w:sz w:val="14"/>
-              </w:rPr>
-              <w:t>Éducation</w:t>
-            </w:r>
-          </w:p>
-        </w:tc>
-        <w:tc>
-          <w:tcPr>
-            <w:tcW w:type="dxa" w:w="1531"/>
-          </w:tcPr>
-          <w:p>
-            <w:r>
-              <w:rPr>
-                <w:b/>
-                <w:i w:val="0"/>
-                <w:color w:val="16A34A"/>
-                <w:sz w:val="16"/>
-              </w:rPr>
-              <w:t>—</w:t>
-            </w:r>
-          </w:p>
-        </w:tc>
-        <w:tc>
-          <w:tcPr>
-            <w:tcW w:type="dxa" w:w="1191"/>
-          </w:tcPr>
-          <w:p>
-            <w:r>
-              <w:rPr>
-                <w:b w:val="0"/>
-                <w:i w:val="0"/>
-                <w:color w:val="64748B"/>
-                <w:sz w:val="16"/>
-              </w:rPr>
-              <w:t>GT-CQ</w:t>
-            </w:r>
-          </w:p>
-        </w:tc>
-        <w:tc>
-          <w:tcPr>
-            <w:tcW w:type="dxa" w:w="4706"/>
-          </w:tcPr>
-          <w:p>
-            <w:r>
-              <w:rPr>
-                <w:b w:val="0"/>
-                <w:i w:val="0"/>
-                <w:sz w:val="17"/>
-              </w:rPr>
-              <w:t>veuillez, s'il vous plait, confirmer les frais de scolarité ( 7000 FCFA) payée de ADAMA SANE avec le QG ou apporter les corrections nécessaires.</w:t>
-            </w:r>
-          </w:p>
-        </w:tc>
-      </w:tr>
-      <w:tr>
-        <w:tc>
-          <w:tcPr>
-            <w:tcW w:type="dxa" w:w="964"/>
-          </w:tcPr>
-          <w:p>
-            <w:r>
-              <w:rPr>
-                <w:b/>
-                <w:i w:val="0"/>
-                <w:color w:val="EA580C"/>
-                <w:sz w:val="16"/>
-              </w:rPr>
-              <w:t>Moyenne</w:t>
-            </w:r>
-          </w:p>
-        </w:tc>
-        <w:tc>
-          <w:tcPr>
-            <w:tcW w:type="dxa" w:w="1247"/>
-          </w:tcPr>
-          <w:p>
-            <w:r>
-              <w:rPr>
-                <w:b/>
-                <w:i w:val="0"/>
-                <w:sz w:val="16"/>
-              </w:rPr>
-              <w:t>S02</w:t>
-              <w:br/>
-            </w:r>
-            <w:r>
-              <w:rPr>
-                <w:b w:val="0"/>
-                <w:i w:val="0"/>
-                <w:color w:val="64748B"/>
-                <w:sz w:val="14"/>
-              </w:rPr>
-              <w:t>Éducation</w:t>
-            </w:r>
-          </w:p>
-        </w:tc>
-        <w:tc>
-          <w:tcPr>
-            <w:tcW w:type="dxa" w:w="1531"/>
-          </w:tcPr>
-          <w:p>
-            <w:r>
-              <w:rPr>
-                <w:b/>
-                <w:i w:val="0"/>
-                <w:color w:val="16A34A"/>
-                <w:sz w:val="16"/>
-              </w:rPr>
-              <w:t>—</w:t>
-            </w:r>
-          </w:p>
-        </w:tc>
-        <w:tc>
-          <w:tcPr>
-            <w:tcW w:type="dxa" w:w="1191"/>
-          </w:tcPr>
-          <w:p>
-            <w:r>
-              <w:rPr>
-                <w:b w:val="0"/>
-                <w:i w:val="0"/>
-                <w:color w:val="64748B"/>
-                <w:sz w:val="16"/>
-              </w:rPr>
-              <w:t>GT-CQ</w:t>
-            </w:r>
-          </w:p>
-        </w:tc>
-        <w:tc>
-          <w:tcPr>
-            <w:tcW w:type="dxa" w:w="4706"/>
-          </w:tcPr>
-          <w:p>
-            <w:r>
-              <w:rPr>
-                <w:b w:val="0"/>
-                <w:i w:val="0"/>
-                <w:sz w:val="17"/>
-              </w:rPr>
-              <w:t>veuillez, s'il vous plait, confirmer les frais de scolarité ( 7000 FCFA) payée de MARIAMA DIEME avec le QG ou apporter les corrections nécessaires.</w:t>
             </w:r>
           </w:p>
         </w:tc>
